--- a/Docs/Supplementary/Supplementary_draft1.docx
+++ b/Docs/Supplementary/Supplementary_draft1.docx
@@ -76,7 +76,7 @@
         </w:tc>
         <w:tc>
           <w:tcPr>
-            <w:tcW w:w="2161" w:type="dxa"/>
+            <w:tcW w:w="2386" w:type="dxa"/>
             <w:gridSpan w:val="3"/>
             <w:tcBorders>
               <w:top w:val="single" w:sz="4" w:space="0" w:color="auto"/>
@@ -232,7 +232,7 @@
         </w:tc>
         <w:tc>
           <w:tcPr>
-            <w:tcW w:w="771" w:type="dxa"/>
+            <w:tcW w:w="996" w:type="dxa"/>
             <w:tcBorders>
               <w:top w:val="nil"/>
               <w:left w:val="single" w:sz="4" w:space="0" w:color="auto"/>
@@ -283,6 +283,7 @@
                 <w:bCs/>
               </w:rPr>
             </w:pPr>
+            <w:proofErr w:type="spellStart"/>
             <w:r>
               <w:rPr>
                 <w:b/>
@@ -290,6 +291,7 @@
               </w:rPr>
               <w:t>dF</w:t>
             </w:r>
+            <w:proofErr w:type="spellEnd"/>
           </w:p>
         </w:tc>
         <w:tc>
@@ -375,6 +377,7 @@
                 <w:bCs/>
               </w:rPr>
             </w:pPr>
+            <w:proofErr w:type="spellStart"/>
             <w:r>
               <w:rPr>
                 <w:b/>
@@ -382,6 +385,7 @@
               </w:rPr>
               <w:t>dF</w:t>
             </w:r>
+            <w:proofErr w:type="spellEnd"/>
           </w:p>
         </w:tc>
         <w:tc>
@@ -467,6 +471,7 @@
                 <w:bCs/>
               </w:rPr>
             </w:pPr>
+            <w:proofErr w:type="spellStart"/>
             <w:r>
               <w:rPr>
                 <w:b/>
@@ -474,6 +479,7 @@
               </w:rPr>
               <w:t>dF</w:t>
             </w:r>
+            <w:proofErr w:type="spellEnd"/>
           </w:p>
         </w:tc>
         <w:tc>
@@ -559,6 +565,7 @@
                 <w:bCs/>
               </w:rPr>
             </w:pPr>
+            <w:proofErr w:type="spellStart"/>
             <w:r>
               <w:rPr>
                 <w:b/>
@@ -566,6 +573,7 @@
               </w:rPr>
               <w:t>dF</w:t>
             </w:r>
+            <w:proofErr w:type="spellEnd"/>
           </w:p>
         </w:tc>
         <w:tc>
@@ -631,7 +639,7 @@
         </w:tc>
         <w:tc>
           <w:tcPr>
-            <w:tcW w:w="771" w:type="dxa"/>
+            <w:tcW w:w="996" w:type="dxa"/>
             <w:tcBorders>
               <w:top w:val="single" w:sz="4" w:space="0" w:color="auto"/>
               <w:left w:val="single" w:sz="4" w:space="0" w:color="auto"/>
@@ -654,7 +662,7 @@
                 <w:b/>
                 <w:bCs/>
               </w:rPr>
-              <w:t>7.343</w:t>
+              <w:t>6.718</w:t>
             </w:r>
           </w:p>
         </w:tc>
@@ -718,7 +726,14 @@
                 <w:b/>
                 <w:bCs/>
               </w:rPr>
-              <w:t>0.007</w:t>
+              <w:t>0.0</w:t>
+            </w:r>
+            <w:r>
+              <w:rPr>
+                <w:b/>
+                <w:bCs/>
+              </w:rPr>
+              <w:t>10</w:t>
             </w:r>
           </w:p>
         </w:tc>
@@ -739,7 +754,7 @@
               <w:spacing w:before="0" w:beforeAutospacing="0" w:after="0" w:afterAutospacing="0"/>
             </w:pPr>
             <w:r>
-              <w:t>0.006</w:t>
+              <w:t>0.030</w:t>
             </w:r>
           </w:p>
         </w:tc>
@@ -781,7 +796,7 @@
               <w:spacing w:before="0" w:beforeAutospacing="0" w:after="0" w:afterAutospacing="0"/>
             </w:pPr>
             <w:r>
-              <w:t>0.938</w:t>
+              <w:t>0.863</w:t>
             </w:r>
           </w:p>
         </w:tc>
@@ -968,7 +983,7 @@
         </w:tc>
         <w:tc>
           <w:tcPr>
-            <w:tcW w:w="771" w:type="dxa"/>
+            <w:tcW w:w="996" w:type="dxa"/>
             <w:tcBorders>
               <w:top w:val="nil"/>
               <w:left w:val="single" w:sz="4" w:space="0" w:color="auto"/>
@@ -991,7 +1006,7 @@
                 <w:b/>
                 <w:bCs/>
               </w:rPr>
-              <w:t>102.949</w:t>
+              <w:t>104.420</w:t>
             </w:r>
           </w:p>
         </w:tc>
@@ -1084,7 +1099,7 @@
                 <w:b/>
                 <w:bCs/>
               </w:rPr>
-              <w:t>31.476</w:t>
+              <w:t>27.809</w:t>
             </w:r>
           </w:p>
         </w:tc>
@@ -1171,7 +1186,7 @@
                 <w:b/>
                 <w:bCs/>
               </w:rPr>
-              <w:t>128.873</w:t>
+              <w:t>128.474</w:t>
             </w:r>
           </w:p>
         </w:tc>
@@ -1258,7 +1273,14 @@
                 <w:b/>
                 <w:bCs/>
               </w:rPr>
-              <w:t>69.203</w:t>
+              <w:t>69.</w:t>
+            </w:r>
+            <w:r>
+              <w:rPr>
+                <w:b/>
+                <w:bCs/>
+              </w:rPr>
+              <w:t>980</w:t>
             </w:r>
           </w:p>
         </w:tc>
@@ -1353,7 +1375,7 @@
         </w:tc>
         <w:tc>
           <w:tcPr>
-            <w:tcW w:w="771" w:type="dxa"/>
+            <w:tcW w:w="996" w:type="dxa"/>
             <w:tcBorders>
               <w:top w:val="nil"/>
               <w:left w:val="single" w:sz="4" w:space="0" w:color="auto"/>
@@ -1420,7 +1442,10 @@
               <w:spacing w:before="0" w:beforeAutospacing="0" w:after="0" w:afterAutospacing="0"/>
             </w:pPr>
             <w:r>
-              <w:t>0.990</w:t>
+              <w:t>0.99</w:t>
+            </w:r>
+            <w:r>
+              <w:t>1</w:t>
             </w:r>
           </w:p>
         </w:tc>
@@ -1507,7 +1532,7 @@
                 <w:b/>
                 <w:bCs/>
               </w:rPr>
-              <w:t>0.007</w:t>
+              <w:t>0.008</w:t>
             </w:r>
           </w:p>
         </w:tc>
@@ -1694,7 +1719,7 @@
         </w:tc>
         <w:tc>
           <w:tcPr>
-            <w:tcW w:w="771" w:type="dxa"/>
+            <w:tcW w:w="996" w:type="dxa"/>
             <w:tcBorders>
               <w:top w:val="nil"/>
               <w:left w:val="single" w:sz="4" w:space="0" w:color="auto"/>
@@ -1709,7 +1734,10 @@
               <w:spacing w:before="0" w:beforeAutospacing="0" w:after="0" w:afterAutospacing="0"/>
             </w:pPr>
             <w:r>
-              <w:t>0.412</w:t>
+              <w:t>0.</w:t>
+            </w:r>
+            <w:r>
+              <w:t>596</w:t>
             </w:r>
           </w:p>
         </w:tc>
@@ -1761,7 +1789,7 @@
               <w:spacing w:before="0" w:beforeAutospacing="0" w:after="0" w:afterAutospacing="0"/>
             </w:pPr>
             <w:r>
-              <w:t>0.521</w:t>
+              <w:t>0.440</w:t>
             </w:r>
           </w:p>
         </w:tc>
@@ -2011,7 +2039,7 @@
         </w:tc>
         <w:tc>
           <w:tcPr>
-            <w:tcW w:w="771" w:type="dxa"/>
+            <w:tcW w:w="996" w:type="dxa"/>
             <w:tcBorders>
               <w:top w:val="nil"/>
               <w:left w:val="single" w:sz="4" w:space="0" w:color="auto"/>
@@ -2026,7 +2054,7 @@
               <w:spacing w:before="0" w:beforeAutospacing="0" w:after="0" w:afterAutospacing="0"/>
             </w:pPr>
             <w:r>
-              <w:t>1.682</w:t>
+              <w:t>1.119</w:t>
             </w:r>
           </w:p>
         </w:tc>
@@ -2078,7 +2106,10 @@
               <w:spacing w:before="0" w:beforeAutospacing="0" w:after="0" w:afterAutospacing="0"/>
             </w:pPr>
             <w:r>
-              <w:t>0.195</w:t>
+              <w:t>0.</w:t>
+            </w:r>
+            <w:r>
+              <w:t>290</w:t>
             </w:r>
           </w:p>
         </w:tc>
@@ -2317,6 +2348,8 @@
                 <w:bCs/>
               </w:rPr>
             </w:pPr>
+            <w:proofErr w:type="spellStart"/>
+            <w:proofErr w:type="gramStart"/>
             <w:r>
               <w:rPr>
                 <w:b/>
@@ -2324,11 +2357,13 @@
               </w:rPr>
               <w:t>Sex:Treatment</w:t>
             </w:r>
-          </w:p>
-        </w:tc>
-        <w:tc>
-          <w:tcPr>
-            <w:tcW w:w="771" w:type="dxa"/>
+            <w:proofErr w:type="spellEnd"/>
+            <w:proofErr w:type="gramEnd"/>
+          </w:p>
+        </w:tc>
+        <w:tc>
+          <w:tcPr>
+            <w:tcW w:w="996" w:type="dxa"/>
             <w:tcBorders>
               <w:top w:val="nil"/>
               <w:left w:val="single" w:sz="4" w:space="0" w:color="auto"/>
@@ -2351,7 +2386,7 @@
                 <w:b/>
                 <w:bCs/>
               </w:rPr>
-              <w:t>21.342</w:t>
+              <w:t>24.981</w:t>
             </w:r>
           </w:p>
         </w:tc>
@@ -2478,7 +2513,10 @@
               <w:spacing w:before="0" w:beforeAutospacing="0" w:after="0" w:afterAutospacing="0"/>
             </w:pPr>
             <w:r>
-              <w:t>0.758</w:t>
+              <w:t>0.</w:t>
+            </w:r>
+            <w:r>
+              <w:t>457</w:t>
             </w:r>
           </w:p>
         </w:tc>
@@ -2565,7 +2603,7 @@
                 <w:b/>
                 <w:bCs/>
               </w:rPr>
-              <w:t>0.015</w:t>
+              <w:t>0.004</w:t>
             </w:r>
           </w:p>
         </w:tc>
@@ -2654,18 +2692,29 @@
                 <w:bCs/>
               </w:rPr>
             </w:pPr>
-            <w:r>
-              <w:rPr>
-                <w:b/>
-                <w:bCs/>
-              </w:rPr>
-              <w:t>Sex:Fem Ct</w:t>
-            </w:r>
-          </w:p>
-        </w:tc>
-        <w:tc>
-          <w:tcPr>
-            <w:tcW w:w="771" w:type="dxa"/>
+            <w:proofErr w:type="spellStart"/>
+            <w:proofErr w:type="gramStart"/>
+            <w:r>
+              <w:rPr>
+                <w:b/>
+                <w:bCs/>
+              </w:rPr>
+              <w:t>Sex:Fem</w:t>
+            </w:r>
+            <w:proofErr w:type="spellEnd"/>
+            <w:proofErr w:type="gramEnd"/>
+            <w:r>
+              <w:rPr>
+                <w:b/>
+                <w:bCs/>
+              </w:rPr>
+              <w:t xml:space="preserve"> Ct</w:t>
+            </w:r>
+          </w:p>
+        </w:tc>
+        <w:tc>
+          <w:tcPr>
+            <w:tcW w:w="996" w:type="dxa"/>
             <w:tcBorders>
               <w:top w:val="nil"/>
               <w:left w:val="single" w:sz="4" w:space="0" w:color="auto"/>
@@ -2680,7 +2729,7 @@
               <w:spacing w:before="0" w:beforeAutospacing="0" w:after="0" w:afterAutospacing="0"/>
             </w:pPr>
             <w:r>
-              <w:t>2.987</w:t>
+              <w:t>2.662</w:t>
             </w:r>
           </w:p>
         </w:tc>
@@ -2732,7 +2781,7 @@
               <w:spacing w:before="0" w:beforeAutospacing="0" w:after="0" w:afterAutospacing="0"/>
             </w:pPr>
             <w:r>
-              <w:t>0.084</w:t>
+              <w:t>0.103</w:t>
             </w:r>
           </w:p>
         </w:tc>
@@ -2986,18 +3035,29 @@
                 <w:bCs/>
               </w:rPr>
             </w:pPr>
-            <w:r>
-              <w:rPr>
-                <w:b/>
-                <w:bCs/>
-              </w:rPr>
-              <w:t>Sex:Herm Ct</w:t>
-            </w:r>
-          </w:p>
-        </w:tc>
-        <w:tc>
-          <w:tcPr>
-            <w:tcW w:w="771" w:type="dxa"/>
+            <w:proofErr w:type="spellStart"/>
+            <w:proofErr w:type="gramStart"/>
+            <w:r>
+              <w:rPr>
+                <w:b/>
+                <w:bCs/>
+              </w:rPr>
+              <w:t>Sex:Herm</w:t>
+            </w:r>
+            <w:proofErr w:type="spellEnd"/>
+            <w:proofErr w:type="gramEnd"/>
+            <w:r>
+              <w:rPr>
+                <w:b/>
+                <w:bCs/>
+              </w:rPr>
+              <w:t xml:space="preserve"> Ct</w:t>
+            </w:r>
+          </w:p>
+        </w:tc>
+        <w:tc>
+          <w:tcPr>
+            <w:tcW w:w="996" w:type="dxa"/>
             <w:tcBorders>
               <w:top w:val="nil"/>
               <w:left w:val="single" w:sz="4" w:space="0" w:color="auto"/>
@@ -3026,7 +3086,7 @@
                 <w:sz w:val="22"/>
                 <w:szCs w:val="22"/>
               </w:rPr>
-              <w:t>11.428</w:t>
+              <w:t>9.468</w:t>
             </w:r>
           </w:p>
         </w:tc>
@@ -3096,7 +3156,7 @@
                 <w:sz w:val="22"/>
                 <w:szCs w:val="22"/>
               </w:rPr>
-              <w:t>&lt;0.001</w:t>
+              <w:t>0.002</w:t>
             </w:r>
           </w:p>
         </w:tc>
@@ -3373,18 +3433,29 @@
                 <w:bCs/>
               </w:rPr>
             </w:pPr>
-            <w:r>
-              <w:rPr>
-                <w:b/>
-                <w:bCs/>
-              </w:rPr>
-              <w:t>Treatment:Fem Ct</w:t>
-            </w:r>
-          </w:p>
-        </w:tc>
-        <w:tc>
-          <w:tcPr>
-            <w:tcW w:w="771" w:type="dxa"/>
+            <w:proofErr w:type="spellStart"/>
+            <w:proofErr w:type="gramStart"/>
+            <w:r>
+              <w:rPr>
+                <w:b/>
+                <w:bCs/>
+              </w:rPr>
+              <w:t>Treatment:Fem</w:t>
+            </w:r>
+            <w:proofErr w:type="spellEnd"/>
+            <w:proofErr w:type="gramEnd"/>
+            <w:r>
+              <w:rPr>
+                <w:b/>
+                <w:bCs/>
+              </w:rPr>
+              <w:t xml:space="preserve"> Ct</w:t>
+            </w:r>
+          </w:p>
+        </w:tc>
+        <w:tc>
+          <w:tcPr>
+            <w:tcW w:w="996" w:type="dxa"/>
             <w:tcBorders>
               <w:top w:val="nil"/>
               <w:left w:val="single" w:sz="4" w:space="0" w:color="auto"/>
@@ -3409,7 +3480,7 @@
                 <w:sz w:val="22"/>
                 <w:szCs w:val="22"/>
               </w:rPr>
-              <w:t>4.118</w:t>
+              <w:t>3.691</w:t>
             </w:r>
           </w:p>
         </w:tc>
@@ -3471,7 +3542,7 @@
                 <w:sz w:val="22"/>
                 <w:szCs w:val="22"/>
               </w:rPr>
-              <w:t>0.249</w:t>
+              <w:t>0.297</w:t>
             </w:r>
           </w:p>
         </w:tc>
@@ -3718,18 +3789,29 @@
                 <w:bCs/>
               </w:rPr>
             </w:pPr>
-            <w:r>
-              <w:rPr>
-                <w:b/>
-                <w:bCs/>
-              </w:rPr>
-              <w:t>Treatment:Herm Ct</w:t>
-            </w:r>
-          </w:p>
-        </w:tc>
-        <w:tc>
-          <w:tcPr>
-            <w:tcW w:w="771" w:type="dxa"/>
+            <w:proofErr w:type="spellStart"/>
+            <w:proofErr w:type="gramStart"/>
+            <w:r>
+              <w:rPr>
+                <w:b/>
+                <w:bCs/>
+              </w:rPr>
+              <w:t>Treatment:Herm</w:t>
+            </w:r>
+            <w:proofErr w:type="spellEnd"/>
+            <w:proofErr w:type="gramEnd"/>
+            <w:r>
+              <w:rPr>
+                <w:b/>
+                <w:bCs/>
+              </w:rPr>
+              <w:t xml:space="preserve"> Ct</w:t>
+            </w:r>
+          </w:p>
+        </w:tc>
+        <w:tc>
+          <w:tcPr>
+            <w:tcW w:w="996" w:type="dxa"/>
             <w:tcBorders>
               <w:top w:val="nil"/>
               <w:left w:val="single" w:sz="4" w:space="0" w:color="auto"/>
@@ -3758,7 +3840,7 @@
                 <w:sz w:val="22"/>
                 <w:szCs w:val="22"/>
               </w:rPr>
-              <w:t>12.131</w:t>
+              <w:t>10.646</w:t>
             </w:r>
           </w:p>
         </w:tc>
@@ -3828,7 +3910,7 @@
                 <w:sz w:val="22"/>
                 <w:szCs w:val="22"/>
               </w:rPr>
-              <w:t>0.007</w:t>
+              <w:t>0.014</w:t>
             </w:r>
           </w:p>
         </w:tc>
@@ -4102,9 +4184,9 @@
         </w:rPr>
         <w:lastRenderedPageBreak/>
         <w:drawing>
-          <wp:inline distT="0" distB="0" distL="0" distR="0" wp14:anchorId="40B2F2AC" wp14:editId="29705652">
-            <wp:extent cx="6637595" cy="4099915"/>
-            <wp:effectExtent l="0" t="0" r="0" b="0"/>
+          <wp:inline distT="0" distB="0" distL="0" distR="0" wp14:anchorId="40B2F2AC" wp14:editId="23639F56">
+            <wp:extent cx="6149873" cy="4099915"/>
+            <wp:effectExtent l="0" t="0" r="3810" b="0"/>
             <wp:docPr id="1" name="Picture 1"/>
             <wp:cNvGraphicFramePr>
               <a:graphicFrameLocks xmlns:a="http://schemas.openxmlformats.org/drawingml/2006/main" noChangeAspect="1"/>
@@ -4117,7 +4199,7 @@
                     <pic:cNvPicPr/>
                   </pic:nvPicPr>
                   <pic:blipFill>
-                    <a:blip r:embed="rId4">
+                    <a:blip r:embed="rId4" cstate="print">
                       <a:extLst>
                         <a:ext uri="{28A0092B-C50C-407E-A947-70E740481C1C}">
                           <a14:useLocalDpi xmlns:a14="http://schemas.microsoft.com/office/drawing/2010/main" val="0"/>
@@ -4131,7 +4213,7 @@
                   <pic:spPr>
                     <a:xfrm>
                       <a:off x="0" y="0"/>
-                      <a:ext cx="6637595" cy="4099915"/>
+                      <a:ext cx="6149873" cy="4099915"/>
                     </a:xfrm>
                     <a:prstGeom prst="rect">
                       <a:avLst/>
@@ -4149,7 +4231,15 @@
         <w:t>Supp</w:t>
       </w:r>
       <w:r>
-        <w:t xml:space="preserve"> FigXX. Seed number in pollination experiment. </w:t>
+        <w:t xml:space="preserve"> </w:t>
+      </w:r>
+      <w:proofErr w:type="spellStart"/>
+      <w:r>
+        <w:t>FigXX</w:t>
+      </w:r>
+      <w:proofErr w:type="spellEnd"/>
+      <w:r>
+        <w:t xml:space="preserve">. Seed number in pollination experiment. </w:t>
       </w:r>
     </w:p>
     <w:p>
@@ -4159,9 +4249,9 @@
         </w:rPr>
         <w:lastRenderedPageBreak/>
         <w:drawing>
-          <wp:inline distT="0" distB="0" distL="0" distR="0" wp14:anchorId="1E3335FF" wp14:editId="1E002269">
-            <wp:extent cx="6637595" cy="4099915"/>
-            <wp:effectExtent l="0" t="0" r="0" b="0"/>
+          <wp:inline distT="0" distB="0" distL="0" distR="0" wp14:anchorId="1E3335FF" wp14:editId="245F89D4">
+            <wp:extent cx="6149873" cy="4099915"/>
+            <wp:effectExtent l="0" t="0" r="3810" b="0"/>
             <wp:docPr id="2" name="Picture 2"/>
             <wp:cNvGraphicFramePr>
               <a:graphicFrameLocks xmlns:a="http://schemas.openxmlformats.org/drawingml/2006/main" noChangeAspect="1"/>
@@ -4174,7 +4264,7 @@
                     <pic:cNvPicPr/>
                   </pic:nvPicPr>
                   <pic:blipFill>
-                    <a:blip r:embed="rId5">
+                    <a:blip r:embed="rId5" cstate="print">
                       <a:extLst>
                         <a:ext uri="{28A0092B-C50C-407E-A947-70E740481C1C}">
                           <a14:useLocalDpi xmlns:a14="http://schemas.microsoft.com/office/drawing/2010/main" val="0"/>
@@ -4188,7 +4278,7 @@
                   <pic:spPr>
                     <a:xfrm>
                       <a:off x="0" y="0"/>
-                      <a:ext cx="6637595" cy="4099915"/>
+                      <a:ext cx="6149873" cy="4099915"/>
                     </a:xfrm>
                     <a:prstGeom prst="rect">
                       <a:avLst/>
